--- a/reports/docx/aligners.docx
+++ b/reports/docx/aligners.docx
@@ -15,7 +15,7 @@
         <w:pStyle w:val="ListBullet"/>
       </w:pPr>
       <w:r>
-        <w:t>Тексты: 6 (my_family, example, letter_xian, market, tea_history, child_language); предложений EN 111, ZH 115, RU 111.</w:t>
+        <w:t>Тексты: 8 (my_family, tatoeba, example, letter_xian, market, un_corpus, tea_history, child_language); предложений EN 2692, ZH 2654, RU 2663.</w:t>
       </w:r>
     </w:p>
     <w:p>
@@ -406,7 +406,7 @@
               <w:rPr>
                 <w:sz w:val="22"/>
               </w:rPr>
-              <w:t>0,01</w:t>
+              <w:t>0,21</w:t>
             </w:r>
           </w:p>
         </w:tc>
@@ -489,7 +489,7 @@
               <w:rPr>
                 <w:sz w:val="22"/>
               </w:rPr>
-              <w:t>0,00</w:t>
+              <w:t>0,04</w:t>
             </w:r>
           </w:p>
         </w:tc>
@@ -732,7 +732,7 @@
               <w:rPr>
                 <w:sz w:val="22"/>
               </w:rPr>
-              <w:t>90,1 % (100/111)</w:t>
+              <w:t>97,9 % (2636/2692)</w:t>
             </w:r>
           </w:p>
         </w:tc>
@@ -750,7 +750,7 @@
               <w:rPr>
                 <w:sz w:val="22"/>
               </w:rPr>
-              <w:t>96,4 % (107/111)</w:t>
+              <w:t>98,2 % (2643/2692)</w:t>
             </w:r>
           </w:p>
         </w:tc>
@@ -778,7 +778,247 @@
         <w:pStyle w:val="Heading3"/>
       </w:pPr>
       <w:r>
-        <w:t>1. example, EN–RU, EN 17, 18</w:t>
+        <w:t>1. tatoeba, EN–RU, EN 95, 96, 97</w:t>
+      </w:r>
+    </w:p>
+    <w:p>
+      <w:pPr>
+        <w:pStyle w:val="ListBullet"/>
+      </w:pPr>
+      <w:r>
+        <w:rPr>
+          <w:b/>
+        </w:rPr>
+        <w:t>Гейл–Чёрч</w:t>
+      </w:r>
+      <w:r>
+        <w:t>:</w:t>
+      </w:r>
+    </w:p>
+    <w:p>
+      <w:pPr>
+        <w:pStyle w:val="ListBullet2"/>
+      </w:pPr>
+      <w:r>
+        <w:t>EN 95–96 ↔ RU 95: «I'd like a doll, a new bicycle.... .» ↔ «Я хочу куклу, новый велосипед... и мир во всём мире!»</w:t>
+      </w:r>
+    </w:p>
+    <w:p>
+      <w:pPr>
+        <w:pStyle w:val="ListBullet2"/>
+      </w:pPr>
+      <w:r>
+        <w:t>EN 97 ↔ RU ∅: «and peace on earth!» ↔ «∅»</w:t>
+      </w:r>
+    </w:p>
+    <w:p>
+      <w:pPr>
+        <w:pStyle w:val="ListBullet"/>
+      </w:pPr>
+      <w:r>
+        <w:rPr>
+          <w:b/>
+        </w:rPr>
+        <w:t>По порядку (базовый)</w:t>
+      </w:r>
+      <w:r>
+        <w:t>:</w:t>
+      </w:r>
+    </w:p>
+    <w:p>
+      <w:pPr>
+        <w:pStyle w:val="ListBullet2"/>
+      </w:pPr>
+      <w:r>
+        <w:t>EN 95–97 ↔ RU 95: «I'd like a doll, a new bicycle.... . and peace on earth!» ↔ «Я хочу куклу, новый велосипед... и мир во всём мире!»</w:t>
+      </w:r>
+    </w:p>
+    <w:p>
+      <w:pPr>
+        <w:pStyle w:val="Heading3"/>
+      </w:pPr>
+      <w:r>
+        <w:t>2. tatoeba, EN–ZH, EN 95, 96, 97</w:t>
+      </w:r>
+    </w:p>
+    <w:p>
+      <w:pPr>
+        <w:pStyle w:val="ListBullet"/>
+      </w:pPr>
+      <w:r>
+        <w:rPr>
+          <w:b/>
+        </w:rPr>
+        <w:t>Гейл–Чёрч</w:t>
+      </w:r>
+      <w:r>
+        <w:t>:</w:t>
+      </w:r>
+    </w:p>
+    <w:p>
+      <w:pPr>
+        <w:pStyle w:val="ListBullet2"/>
+      </w:pPr>
+      <w:r>
+        <w:t>EN 95–96 ↔ ZH 95: «I'd like a doll, a new bicycle.... .» ↔ «我想要一个洋娃娃，一辆新自行车……»</w:t>
+      </w:r>
+    </w:p>
+    <w:p>
+      <w:pPr>
+        <w:pStyle w:val="ListBullet2"/>
+      </w:pPr>
+      <w:r>
+        <w:t>EN 97 ↔ ZH 96: «and peace on earth!» ↔ «以及世界和平。»</w:t>
+      </w:r>
+    </w:p>
+    <w:p>
+      <w:pPr>
+        <w:pStyle w:val="ListBullet"/>
+      </w:pPr>
+      <w:r>
+        <w:rPr>
+          <w:b/>
+        </w:rPr>
+        <w:t>По порядку (базовый)</w:t>
+      </w:r>
+      <w:r>
+        <w:t>:</w:t>
+      </w:r>
+    </w:p>
+    <w:p>
+      <w:pPr>
+        <w:pStyle w:val="ListBullet2"/>
+      </w:pPr>
+      <w:r>
+        <w:t>EN 95–97 ↔ ZH 95–96: «I'd like a doll, a new bicycle.... . and peace on earth!» ↔ «我想要一个洋娃娃，一辆新自行车……以及世界和平。»</w:t>
+      </w:r>
+    </w:p>
+    <w:p>
+      <w:pPr>
+        <w:pStyle w:val="Heading3"/>
+      </w:pPr>
+      <w:r>
+        <w:t>3. un_corpus, EN–RU, EN 258, 259, 260</w:t>
+      </w:r>
+    </w:p>
+    <w:p>
+      <w:pPr>
+        <w:pStyle w:val="ListBullet"/>
+      </w:pPr>
+      <w:r>
+        <w:rPr>
+          <w:b/>
+        </w:rPr>
+        <w:t>Гейл–Чёрч</w:t>
+      </w:r>
+      <w:r>
+        <w:t>:</w:t>
+      </w:r>
+    </w:p>
+    <w:p>
+      <w:pPr>
+        <w:pStyle w:val="ListBullet2"/>
+      </w:pPr>
+      <w:r>
+        <w:t>EN 258–259 ↔ RU 259: «See chap. VII.» ↔ «См. главу VII.]»</w:t>
+      </w:r>
+    </w:p>
+    <w:p>
+      <w:pPr>
+        <w:pStyle w:val="ListBullet2"/>
+      </w:pPr>
+      <w:r>
+        <w:t>EN 260 ↔ RU ∅: «]» ↔ «∅»</w:t>
+      </w:r>
+    </w:p>
+    <w:p>
+      <w:pPr>
+        <w:pStyle w:val="ListBullet"/>
+      </w:pPr>
+      <w:r>
+        <w:rPr>
+          <w:b/>
+        </w:rPr>
+        <w:t>По порядку (базовый)</w:t>
+      </w:r>
+      <w:r>
+        <w:t>:</w:t>
+      </w:r>
+    </w:p>
+    <w:p>
+      <w:pPr>
+        <w:pStyle w:val="ListBullet2"/>
+      </w:pPr>
+      <w:r>
+        <w:t>EN 258–260 ↔ RU 259: «See chap. VII. ]» ↔ «См. главу VII.]»</w:t>
+      </w:r>
+    </w:p>
+    <w:p>
+      <w:pPr>
+        <w:pStyle w:val="Heading3"/>
+      </w:pPr>
+      <w:r>
+        <w:t>4. un_corpus, EN–ZH, EN 258, 259, 260</w:t>
+      </w:r>
+    </w:p>
+    <w:p>
+      <w:pPr>
+        <w:pStyle w:val="ListBullet"/>
+      </w:pPr>
+      <w:r>
+        <w:rPr>
+          <w:b/>
+        </w:rPr>
+        <w:t>Гейл–Чёрч</w:t>
+      </w:r>
+      <w:r>
+        <w:t>:</w:t>
+      </w:r>
+    </w:p>
+    <w:p>
+      <w:pPr>
+        <w:pStyle w:val="ListBullet2"/>
+      </w:pPr>
+      <w:r>
+        <w:t>EN 258–259 ↔ ZH 257: «See chap. VII.» ↔ «见第七章。»</w:t>
+      </w:r>
+    </w:p>
+    <w:p>
+      <w:pPr>
+        <w:pStyle w:val="ListBullet2"/>
+      </w:pPr>
+      <w:r>
+        <w:t>EN 260 ↔ ZH 258: «]» ↔ «]»</w:t>
+      </w:r>
+    </w:p>
+    <w:p>
+      <w:pPr>
+        <w:pStyle w:val="ListBullet"/>
+      </w:pPr>
+      <w:r>
+        <w:rPr>
+          <w:b/>
+        </w:rPr>
+        <w:t>По порядку (базовый)</w:t>
+      </w:r>
+      <w:r>
+        <w:t>:</w:t>
+      </w:r>
+    </w:p>
+    <w:p>
+      <w:pPr>
+        <w:pStyle w:val="ListBullet2"/>
+      </w:pPr>
+      <w:r>
+        <w:t>EN 258–260 ↔ ZH 257–258: «See chap. VII. ]» ↔ «见第七章。]»</w:t>
+      </w:r>
+    </w:p>
+    <w:p>
+      <w:pPr>
+        <w:pStyle w:val="Heading3"/>
+      </w:pPr>
+      <w:r>
+        <w:t>5. example, EN–RU, EN 17, 18</w:t>
       </w:r>
     </w:p>
     <w:p>
@@ -838,7 +1078,7 @@
         <w:pStyle w:val="Heading3"/>
       </w:pPr>
       <w:r>
-        <w:t>2. example, EN–ZH, EN 17, 18</w:t>
+        <w:t>6. example, EN–ZH, EN 17, 18</w:t>
       </w:r>
     </w:p>
     <w:p>
@@ -898,7 +1138,7 @@
         <w:pStyle w:val="Heading3"/>
       </w:pPr>
       <w:r>
-        <w:t>3. child_language, EN–ZH, EN 11</w:t>
+        <w:t>7. child_language, EN–ZH, EN 11</w:t>
       </w:r>
     </w:p>
     <w:p>
@@ -950,7 +1190,7 @@
         <w:pStyle w:val="Heading3"/>
       </w:pPr>
       <w:r>
-        <w:t>4. letter_xian, EN–ZH, EN 2</w:t>
+        <w:t>8. letter_xian, EN–ZH, EN 2</w:t>
       </w:r>
     </w:p>
     <w:p>
@@ -1002,7 +1242,7 @@
         <w:pStyle w:val="Heading3"/>
       </w:pPr>
       <w:r>
-        <w:t>5. example, EN–RU, EN 19, 20</w:t>
+        <w:t>9. un_corpus, EN–RU, EN 266, 267, 268</w:t>
       </w:r>
     </w:p>
     <w:p>
@@ -1024,7 +1264,7 @@
         <w:pStyle w:val="ListBullet2"/>
       </w:pPr>
       <w:r>
-        <w:t>EN 19 ↔ RU 19: «She ordered a cup of tea and a piece of apple pie.» ↔ «Она заказала чашку чая и кусок яблочного пирога.»</w:t>
+        <w:t>EN 266–267 ↔ RU 265: «See chap. V.» ↔ «Cм. главу V.]»</w:t>
       </w:r>
     </w:p>
     <w:p>
@@ -1032,7 +1272,7 @@
         <w:pStyle w:val="ListBullet2"/>
       </w:pPr>
       <w:r>
-        <w:t>EN 20 ↔ RU 20: «The tea was hot, and the pie was delicious.» ↔ «Чай был горячим, а пирог — очень вкусным.»</w:t>
+        <w:t>EN 268 ↔ RU ∅: «]» ↔ «∅»</w:t>
       </w:r>
     </w:p>
     <w:p>
@@ -1054,7 +1294,7 @@
         <w:pStyle w:val="ListBullet2"/>
       </w:pPr>
       <w:r>
-        <w:t>EN 19–20 ↔ RU 19–20: «She ordered a cup of tea and a piece of apple pie. The tea was hot, and the pie was delicious.» ↔ «Она заказала чашку чая и кусок яблочного пирога. Чай был горячим, а пирог — очень вкусным.»</w:t>
+        <w:t>EN 266–268 ↔ RU 265: «See chap. V. ]» ↔ «Cм. главу V.]»</w:t>
       </w:r>
     </w:p>
     <w:p>
@@ -1062,7 +1302,7 @@
         <w:pStyle w:val="Heading3"/>
       </w:pPr>
       <w:r>
-        <w:t>6. example, EN–ZH, EN 19, 20</w:t>
+        <w:t>10. un_corpus, EN–ZH, EN 266, 267, 268</w:t>
       </w:r>
     </w:p>
     <w:p>
@@ -1084,7 +1324,7 @@
         <w:pStyle w:val="ListBullet2"/>
       </w:pPr>
       <w:r>
-        <w:t>EN 19 ↔ ZH 19: «She ordered a cup of tea and a piece of apple pie.» ↔ «她点了一杯茶和一块苹果派。»</w:t>
+        <w:t>EN 266–267 ↔ ZH 264: «See chap. V.» ↔ «见第五章。»</w:t>
       </w:r>
     </w:p>
     <w:p>
@@ -1092,7 +1332,7 @@
         <w:pStyle w:val="ListBullet2"/>
       </w:pPr>
       <w:r>
-        <w:t>EN 20 ↔ ZH 20: «The tea was hot, and the pie was delicious.» ↔ «茶很热，派也很好吃。»</w:t>
+        <w:t>EN 268 ↔ ZH 265: «]» ↔ «]»</w:t>
       </w:r>
     </w:p>
     <w:p>
@@ -1114,215 +1354,7 @@
         <w:pStyle w:val="ListBullet2"/>
       </w:pPr>
       <w:r>
-        <w:t>EN 19–20 ↔ ZH 20: «She ordered a cup of tea and a piece of apple pie. The tea was hot, and the pie was delicious.» ↔ «茶很热，派也很好吃。»</w:t>
-      </w:r>
-    </w:p>
-    <w:p>
-      <w:pPr>
-        <w:pStyle w:val="Heading3"/>
-      </w:pPr>
-      <w:r>
-        <w:t>7. child_language, EN–ZH, EN 12</w:t>
-      </w:r>
-    </w:p>
-    <w:p>
-      <w:pPr>
-        <w:pStyle w:val="ListBullet"/>
-      </w:pPr>
-      <w:r>
-        <w:rPr>
-          <w:b/>
-        </w:rPr>
-        <w:t>Гейл–Чёрч</w:t>
-      </w:r>
-      <w:r>
-        <w:t>:</w:t>
-      </w:r>
-    </w:p>
-    <w:p>
-      <w:pPr>
-        <w:pStyle w:val="ListBullet2"/>
-      </w:pPr>
-      <w:r>
-        <w:t>EN 12 ↔ ZH 13–14: «A Russian-speaking child learning English, for example, may at first omit articles, because Russian has no such category, while a Chinese-speaking child may struggle with the case endings of Russian nouns.» ↔ «例如，一个学英语的俄罗斯孩子一开始可能会漏掉冠词，因为俄语里没有这个语法范畴；而一个说汉语的孩子在学俄语时，可能很难掌握名词的格词尾。»</w:t>
-      </w:r>
-    </w:p>
-    <w:p>
-      <w:pPr>
-        <w:pStyle w:val="ListBullet"/>
-      </w:pPr>
-      <w:r>
-        <w:rPr>
-          <w:b/>
-        </w:rPr>
-        <w:t>По порядку (базовый)</w:t>
-      </w:r>
-      <w:r>
-        <w:t>:</w:t>
-      </w:r>
-    </w:p>
-    <w:p>
-      <w:pPr>
-        <w:pStyle w:val="ListBullet2"/>
-      </w:pPr>
-      <w:r>
-        <w:t>EN 12 ↔ ZH 12–14: «A Russian-speaking child learning English, for example, may at first omit articles, because Russian has no such category, while a Chinese-speaking child may struggle with the case endings of Russian nouns.» ↔ «两种语言一直在相互影响。例如，一个学英语的俄罗斯孩子一开始可能会漏掉冠词，因为俄语里没有这个语法范畴；而一个说汉语的孩子在学俄语时，可能很难掌握名词的格词尾。»</w:t>
-      </w:r>
-    </w:p>
-    <w:p>
-      <w:pPr>
-        <w:pStyle w:val="Heading3"/>
-      </w:pPr>
-      <w:r>
-        <w:t>8. letter_xian, EN–ZH, EN 3</w:t>
-      </w:r>
-    </w:p>
-    <w:p>
-      <w:pPr>
-        <w:pStyle w:val="ListBullet"/>
-      </w:pPr>
-      <w:r>
-        <w:rPr>
-          <w:b/>
-        </w:rPr>
-        <w:t>Гейл–Чёрч</w:t>
-      </w:r>
-      <w:r>
-        <w:t>:</w:t>
-      </w:r>
-    </w:p>
-    <w:p>
-      <w:pPr>
-        <w:pStyle w:val="ListBullet2"/>
-      </w:pPr>
-      <w:r>
-        <w:t>EN 3 ↔ ZH 4: «I arrived here three days ago with a group of students from our university.» ↔ «三天前，我和我们大学的一群学生来到这里。»</w:t>
-      </w:r>
-    </w:p>
-    <w:p>
-      <w:pPr>
-        <w:pStyle w:val="ListBullet"/>
-      </w:pPr>
-      <w:r>
-        <w:rPr>
-          <w:b/>
-        </w:rPr>
-        <w:t>По порядку (базовый)</w:t>
-      </w:r>
-      <w:r>
-        <w:t>:</w:t>
-      </w:r>
-    </w:p>
-    <w:p>
-      <w:pPr>
-        <w:pStyle w:val="ListBullet2"/>
-      </w:pPr>
-      <w:r>
-        <w:t>EN 3 ↔ ZH 3: «I arrived here three days ago with a group of students from our university.» ↔ «西安是中国西北部的一座古城。»</w:t>
-      </w:r>
-    </w:p>
-    <w:p>
-      <w:pPr>
-        <w:pStyle w:val="Heading3"/>
-      </w:pPr>
-      <w:r>
-        <w:t>9. example, EN–ZH, EN 24</w:t>
-      </w:r>
-    </w:p>
-    <w:p>
-      <w:pPr>
-        <w:pStyle w:val="ListBullet"/>
-      </w:pPr>
-      <w:r>
-        <w:rPr>
-          <w:b/>
-        </w:rPr>
-        <w:t>Гейл–Чёрч</w:t>
-      </w:r>
-      <w:r>
-        <w:t>:</w:t>
-      </w:r>
-    </w:p>
-    <w:p>
-      <w:pPr>
-        <w:pStyle w:val="ListBullet2"/>
-      </w:pPr>
-      <w:r>
-        <w:t>EN 24 ↔ ZH 24–25: «"Come again next Saturday," she said.» ↔ «“下个星期六再来吧！”她说。»</w:t>
-      </w:r>
-    </w:p>
-    <w:p>
-      <w:pPr>
-        <w:pStyle w:val="ListBullet"/>
-      </w:pPr>
-      <w:r>
-        <w:rPr>
-          <w:b/>
-        </w:rPr>
-        <w:t>По порядку (базовый)</w:t>
-      </w:r>
-      <w:r>
-        <w:t>:</w:t>
-      </w:r>
-    </w:p>
-    <w:p>
-      <w:pPr>
-        <w:pStyle w:val="ListBullet2"/>
-      </w:pPr>
-      <w:r>
-        <w:t>EN 24 ↔ ZH 24: «"Come again next Saturday," she said.» ↔ «“下个星期六再来吧！”»</w:t>
-      </w:r>
-    </w:p>
-    <w:p>
-      <w:pPr>
-        <w:pStyle w:val="Heading3"/>
-      </w:pPr>
-      <w:r>
-        <w:t>10. letter_xian, EN–ZH, EN 4</w:t>
-      </w:r>
-    </w:p>
-    <w:p>
-      <w:pPr>
-        <w:pStyle w:val="ListBullet"/>
-      </w:pPr>
-      <w:r>
-        <w:rPr>
-          <w:b/>
-        </w:rPr>
-        <w:t>Гейл–Чёрч</w:t>
-      </w:r>
-      <w:r>
-        <w:t>:</w:t>
-      </w:r>
-    </w:p>
-    <w:p>
-      <w:pPr>
-        <w:pStyle w:val="ListBullet2"/>
-      </w:pPr>
-      <w:r>
-        <w:t>EN 4 ↔ ZH 5: «We are staying in a hotel near the old city wall.» ↔ «我们住在古城墙附近的一家酒店里。»</w:t>
-      </w:r>
-    </w:p>
-    <w:p>
-      <w:pPr>
-        <w:pStyle w:val="ListBullet"/>
-      </w:pPr>
-      <w:r>
-        <w:rPr>
-          <w:b/>
-        </w:rPr>
-        <w:t>По порядку (базовый)</w:t>
-      </w:r>
-      <w:r>
-        <w:t>:</w:t>
-      </w:r>
-    </w:p>
-    <w:p>
-      <w:pPr>
-        <w:pStyle w:val="ListBullet2"/>
-      </w:pPr>
-      <w:r>
-        <w:t>EN 4 ↔ ZH 4–5: «We are staying in a hotel near the old city wall.» ↔ «三天前，我和我们大学的一群学生来到这里。我们住在古城墙附近的一家酒店里。»</w:t>
+        <w:t>EN 266–268 ↔ ZH 264–265: «See chap. V. ]» ↔ «见第五章。]»</w:t>
       </w:r>
     </w:p>
     <w:p>

--- a/reports/docx/aligners.docx
+++ b/reports/docx/aligners.docx
@@ -15,7 +15,7 @@
         <w:pStyle w:val="ListBullet"/>
       </w:pPr>
       <w:r>
-        <w:t>Тексты: 8 (my_family, tatoeba, example, letter_xian, market, un_corpus, tea_history, child_language); предложений EN 2692, ZH 2654, RU 2663.</w:t>
+        <w:t>Тексты: 8 (my_family, tatoeba, example, letter_xian, market, tea_history, child_language, un_corpus); предложений EN 2641, ZH 2665, RU 2803.</w:t>
       </w:r>
     </w:p>
     <w:p>
@@ -406,7 +406,7 @@
               <w:rPr>
                 <w:sz w:val="22"/>
               </w:rPr>
-              <w:t>0,21</w:t>
+              <w:t>0,17</w:t>
             </w:r>
           </w:p>
         </w:tc>
@@ -732,7 +732,7 @@
               <w:rPr>
                 <w:sz w:val="22"/>
               </w:rPr>
-              <w:t>97,9 % (2636/2692)</w:t>
+              <w:t>99,2 % (2620/2641)</w:t>
             </w:r>
           </w:p>
         </w:tc>
@@ -750,7 +750,7 @@
               <w:rPr>
                 <w:sz w:val="22"/>
               </w:rPr>
-              <w:t>98,2 % (2643/2692)</w:t>
+              <w:t>99,5 % (2627/2641)</w:t>
             </w:r>
           </w:p>
         </w:tc>
@@ -778,7 +778,143 @@
         <w:pStyle w:val="Heading3"/>
       </w:pPr>
       <w:r>
-        <w:t>1. tatoeba, EN–RU, EN 95, 96, 97</w:t>
+        <w:t>1. un_corpus, EN–RU, EN 1183, 1184, 1185, 1186</w:t>
+      </w:r>
+    </w:p>
+    <w:p>
+      <w:pPr>
+        <w:pStyle w:val="ListBullet"/>
+      </w:pPr>
+      <w:r>
+        <w:rPr>
+          <w:b/>
+        </w:rPr>
+        <w:t>Гейл–Чёрч</w:t>
+      </w:r>
+      <w:r>
+        <w:t>:</w:t>
+      </w:r>
+    </w:p>
+    <w:p>
+      <w:pPr>
+        <w:pStyle w:val="ListBullet2"/>
+      </w:pPr>
+      <w:r>
+        <w:t>EN 1183 ↔ RU ∅: «This would allow» ↔ «∅»</w:t>
+      </w:r>
+    </w:p>
+    <w:p>
+      <w:pPr>
+        <w:pStyle w:val="ListBullet2"/>
+      </w:pPr>
+      <w:r>
+        <w:t>EN 1184 ↔ RU ∅: «(a) the exchange of database information in a structured way,» ↔ «∅»</w:t>
+      </w:r>
+    </w:p>
+    <w:p>
+      <w:pPr>
+        <w:pStyle w:val="ListBullet2"/>
+      </w:pPr>
+      <w:r>
+        <w:t>EN 1185–1186 ↔ RU 1292: «(b) independent use of hardware, software and communications media, and (c) easy downloading into the recipients own database and the automation of much of this process.» ↔ «Это должно было позволить a) осуществлять обмен структурированной информацией, содержащейся в базах данных, b) обеспечивать независимое использование аппаратных средств, программного обеспечения и средств связи и c) упр…»</w:t>
+      </w:r>
+    </w:p>
+    <w:p>
+      <w:pPr>
+        <w:pStyle w:val="ListBullet"/>
+      </w:pPr>
+      <w:r>
+        <w:rPr>
+          <w:b/>
+        </w:rPr>
+        <w:t>По порядку (базовый)</w:t>
+      </w:r>
+      <w:r>
+        <w:t>:</w:t>
+      </w:r>
+    </w:p>
+    <w:p>
+      <w:pPr>
+        <w:pStyle w:val="ListBullet2"/>
+      </w:pPr>
+      <w:r>
+        <w:t>EN 1183–1186 ↔ RU 1292: «This would allow (a) the exchange of database information in a structured way, (b) independent use of hardware, software and communications media, and (c) easy downloading into the recipients own database and the automa…» ↔ «Это должно было позволить a) осуществлять обмен структурированной информацией, содержащейся в базах данных, b) обеспечивать независимое использование аппаратных средств, программного обеспечения и средств связи и c) упр…»</w:t>
+      </w:r>
+    </w:p>
+    <w:p>
+      <w:pPr>
+        <w:pStyle w:val="Heading3"/>
+      </w:pPr>
+      <w:r>
+        <w:t>2. un_corpus, EN–ZH, EN 1183, 1184, 1185, 1186</w:t>
+      </w:r>
+    </w:p>
+    <w:p>
+      <w:pPr>
+        <w:pStyle w:val="ListBullet"/>
+      </w:pPr>
+      <w:r>
+        <w:rPr>
+          <w:b/>
+        </w:rPr>
+        <w:t>Гейл–Чёрч</w:t>
+      </w:r>
+      <w:r>
+        <w:t>:</w:t>
+      </w:r>
+    </w:p>
+    <w:p>
+      <w:pPr>
+        <w:pStyle w:val="ListBullet2"/>
+      </w:pPr>
+      <w:r>
+        <w:t>EN 1183 ↔ ZH ∅: «This would allow» ↔ «∅»</w:t>
+      </w:r>
+    </w:p>
+    <w:p>
+      <w:pPr>
+        <w:pStyle w:val="ListBullet2"/>
+      </w:pPr>
+      <w:r>
+        <w:t>EN 1184 ↔ ZH ∅: «(a) the exchange of database information in a structured way,» ↔ «∅»</w:t>
+      </w:r>
+    </w:p>
+    <w:p>
+      <w:pPr>
+        <w:pStyle w:val="ListBullet2"/>
+      </w:pPr>
+      <w:r>
+        <w:t>EN 1185–1186 ↔ ZH 1201: «(b) independent use of hardware, software and communications media, and (c) easy downloading into the recipients own database and the automation of much of this process.» ↔ «这样做就能够(a) 以结构化方式交换数据库信息，(b) 独立使用硬件、软件和通信媒体，(c) 很容易将信息下装到接受者自己的数据库中，并使这一过程大部分实现自动化。»</w:t>
+      </w:r>
+    </w:p>
+    <w:p>
+      <w:pPr>
+        <w:pStyle w:val="ListBullet"/>
+      </w:pPr>
+      <w:r>
+        <w:rPr>
+          <w:b/>
+        </w:rPr>
+        <w:t>По порядку (базовый)</w:t>
+      </w:r>
+      <w:r>
+        <w:t>:</w:t>
+      </w:r>
+    </w:p>
+    <w:p>
+      <w:pPr>
+        <w:pStyle w:val="ListBullet2"/>
+      </w:pPr>
+      <w:r>
+        <w:t>EN 1183–1186 ↔ ZH 1201: «This would allow (a) the exchange of database information in a structured way, (b) independent use of hardware, software and communications media, and (c) easy downloading into the recipients own database and the automa…» ↔ «这样做就能够(a) 以结构化方式交换数据库信息，(b) 独立使用硬件、软件和通信媒体，(c) 很容易将信息下装到接受者自己的数据库中，并使这一过程大部分实现自动化。»</w:t>
+      </w:r>
+    </w:p>
+    <w:p>
+      <w:pPr>
+        <w:pStyle w:val="Heading3"/>
+      </w:pPr>
+      <w:r>
+        <w:t>3. tatoeba, EN–RU, EN 95, 96, 97</w:t>
       </w:r>
     </w:p>
     <w:p>
@@ -838,7 +974,7 @@
         <w:pStyle w:val="Heading3"/>
       </w:pPr>
       <w:r>
-        <w:t>2. tatoeba, EN–ZH, EN 95, 96, 97</w:t>
+        <w:t>4. tatoeba, EN–ZH, EN 95, 96, 97</w:t>
       </w:r>
     </w:p>
     <w:p>
@@ -891,126 +1027,6 @@
       </w:pPr>
       <w:r>
         <w:t>EN 95–97 ↔ ZH 95–96: «I'd like a doll, a new bicycle.... . and peace on earth!» ↔ «我想要一个洋娃娃，一辆新自行车……以及世界和平。»</w:t>
-      </w:r>
-    </w:p>
-    <w:p>
-      <w:pPr>
-        <w:pStyle w:val="Heading3"/>
-      </w:pPr>
-      <w:r>
-        <w:t>3. un_corpus, EN–RU, EN 258, 259, 260</w:t>
-      </w:r>
-    </w:p>
-    <w:p>
-      <w:pPr>
-        <w:pStyle w:val="ListBullet"/>
-      </w:pPr>
-      <w:r>
-        <w:rPr>
-          <w:b/>
-        </w:rPr>
-        <w:t>Гейл–Чёрч</w:t>
-      </w:r>
-      <w:r>
-        <w:t>:</w:t>
-      </w:r>
-    </w:p>
-    <w:p>
-      <w:pPr>
-        <w:pStyle w:val="ListBullet2"/>
-      </w:pPr>
-      <w:r>
-        <w:t>EN 258–259 ↔ RU 259: «See chap. VII.» ↔ «См. главу VII.]»</w:t>
-      </w:r>
-    </w:p>
-    <w:p>
-      <w:pPr>
-        <w:pStyle w:val="ListBullet2"/>
-      </w:pPr>
-      <w:r>
-        <w:t>EN 260 ↔ RU ∅: «]» ↔ «∅»</w:t>
-      </w:r>
-    </w:p>
-    <w:p>
-      <w:pPr>
-        <w:pStyle w:val="ListBullet"/>
-      </w:pPr>
-      <w:r>
-        <w:rPr>
-          <w:b/>
-        </w:rPr>
-        <w:t>По порядку (базовый)</w:t>
-      </w:r>
-      <w:r>
-        <w:t>:</w:t>
-      </w:r>
-    </w:p>
-    <w:p>
-      <w:pPr>
-        <w:pStyle w:val="ListBullet2"/>
-      </w:pPr>
-      <w:r>
-        <w:t>EN 258–260 ↔ RU 259: «See chap. VII. ]» ↔ «См. главу VII.]»</w:t>
-      </w:r>
-    </w:p>
-    <w:p>
-      <w:pPr>
-        <w:pStyle w:val="Heading3"/>
-      </w:pPr>
-      <w:r>
-        <w:t>4. un_corpus, EN–ZH, EN 258, 259, 260</w:t>
-      </w:r>
-    </w:p>
-    <w:p>
-      <w:pPr>
-        <w:pStyle w:val="ListBullet"/>
-      </w:pPr>
-      <w:r>
-        <w:rPr>
-          <w:b/>
-        </w:rPr>
-        <w:t>Гейл–Чёрч</w:t>
-      </w:r>
-      <w:r>
-        <w:t>:</w:t>
-      </w:r>
-    </w:p>
-    <w:p>
-      <w:pPr>
-        <w:pStyle w:val="ListBullet2"/>
-      </w:pPr>
-      <w:r>
-        <w:t>EN 258–259 ↔ ZH 257: «See chap. VII.» ↔ «见第七章。»</w:t>
-      </w:r>
-    </w:p>
-    <w:p>
-      <w:pPr>
-        <w:pStyle w:val="ListBullet2"/>
-      </w:pPr>
-      <w:r>
-        <w:t>EN 260 ↔ ZH 258: «]» ↔ «]»</w:t>
-      </w:r>
-    </w:p>
-    <w:p>
-      <w:pPr>
-        <w:pStyle w:val="ListBullet"/>
-      </w:pPr>
-      <w:r>
-        <w:rPr>
-          <w:b/>
-        </w:rPr>
-        <w:t>По порядку (базовый)</w:t>
-      </w:r>
-      <w:r>
-        <w:t>:</w:t>
-      </w:r>
-    </w:p>
-    <w:p>
-      <w:pPr>
-        <w:pStyle w:val="ListBullet2"/>
-      </w:pPr>
-      <w:r>
-        <w:t>EN 258–260 ↔ ZH 257–258: «See chap. VII. ]» ↔ «见第七章。]»</w:t>
       </w:r>
     </w:p>
     <w:p>
@@ -1242,7 +1258,7 @@
         <w:pStyle w:val="Heading3"/>
       </w:pPr>
       <w:r>
-        <w:t>9. un_corpus, EN–RU, EN 266, 267, 268</w:t>
+        <w:t>9. un_corpus, EN–RU, EN 1049, 1050, 1051</w:t>
       </w:r>
     </w:p>
     <w:p>
@@ -1264,7 +1280,7 @@
         <w:pStyle w:val="ListBullet2"/>
       </w:pPr>
       <w:r>
-        <w:t>EN 266–267 ↔ RU 265: «See chap. V.» ↔ «Cм. главу V.]»</w:t>
+        <w:t>EN 1049–1050 ↔ RU 1133–1136: «Source: Adapted from J. D. Hawkins, M. W. Arthur and R. F. Catalano, &amp;quot; Preventing substance abuse &amp;quot; , Crime and Justice: A Review of Research, vol. 19, M. Tonry and D. Farrington, eds.» ↔ «Источник: На основе J.D. Hawkins, M.W. Arthur and R.F. Catalano, &amp;quot; Preventing substance abuse &amp;quot; , Crime and Justice: A Review of Research, vol. 19, M. Tonry and D. Farrington, eds.»</w:t>
       </w:r>
     </w:p>
     <w:p>
@@ -1272,7 +1288,7 @@
         <w:pStyle w:val="ListBullet2"/>
       </w:pPr>
       <w:r>
-        <w:t>EN 268 ↔ RU ∅: «]» ↔ «∅»</w:t>
+        <w:t>EN 1051 ↔ RU 1137–1138: «(Chicago, University of Chicago Press, 1995), table 1, pp. 371-379.» ↔ «(Chicago, University of Chicago Press, 1995), table 1, pp. 371-379.»</w:t>
       </w:r>
     </w:p>
     <w:p>
@@ -1294,7 +1310,7 @@
         <w:pStyle w:val="ListBullet2"/>
       </w:pPr>
       <w:r>
-        <w:t>EN 266–268 ↔ RU 265: «See chap. V. ]» ↔ «Cм. главу V.]»</w:t>
+        <w:t>EN 1049–1051 ↔ RU 1133–1138: «Source: Adapted from J. D. Hawkins, M. W. Arthur and R. F. Catalano, &amp;quot; Preventing substance abuse &amp;quot; , Crime and Justice: A Review of Research, vol. 19, M. Tonry and D. Farrington, eds. (Chicago, University of …» ↔ «Источник: На основе J.D. Hawkins, M.W. Arthur and R.F. Catalano, &amp;quot; Preventing substance abuse &amp;quot; , Crime and Justice: A Review of Research, vol. 19, M. Tonry and D. Farrington, eds. (Chicago, University of Chic…»</w:t>
       </w:r>
     </w:p>
     <w:p>
@@ -1302,7 +1318,7 @@
         <w:pStyle w:val="Heading3"/>
       </w:pPr>
       <w:r>
-        <w:t>10. un_corpus, EN–ZH, EN 266, 267, 268</w:t>
+        <w:t>10. un_corpus, EN–ZH, EN 1049, 1050, 1051</w:t>
       </w:r>
     </w:p>
     <w:p>
@@ -1324,7 +1340,7 @@
         <w:pStyle w:val="ListBullet2"/>
       </w:pPr>
       <w:r>
-        <w:t>EN 266–267 ↔ ZH 264: «See chap. V.» ↔ «见第五章。»</w:t>
+        <w:t>EN 1049–1050 ↔ ZH 1069: «Source: Adapted from J. D. Hawkins, M. W. Arthur and R. F. Catalano, &amp;quot; Preventing substance abuse &amp;quot; , Crime and Justice: A Review of Research, vol. 19, M. Tonry and D. Farrington, eds.» ↔ «来源：摘自：Hawking,Arthur和Catalano,， &amp;quot; 预防药物滥用 &amp;quot; ，载于《犯罪和司法：调 查概述》，第19卷，编辑Tonry和Farrington（芝加哥：芝加哥大学出版社，1995年），表1，第371－379页。»</w:t>
       </w:r>
     </w:p>
     <w:p>
@@ -1332,7 +1348,7 @@
         <w:pStyle w:val="ListBullet2"/>
       </w:pPr>
       <w:r>
-        <w:t>EN 268 ↔ ZH 265: «]» ↔ «]»</w:t>
+        <w:t>EN 1051 ↔ ZH ∅: «(Chicago, University of Chicago Press, 1995), table 1, pp. 371-379.» ↔ «∅»</w:t>
       </w:r>
     </w:p>
     <w:p>
@@ -1354,7 +1370,7 @@
         <w:pStyle w:val="ListBullet2"/>
       </w:pPr>
       <w:r>
-        <w:t>EN 266–268 ↔ ZH 264–265: «See chap. V. ]» ↔ «见第五章。]»</w:t>
+        <w:t>EN 1049–1051 ↔ ZH 1069: «Source: Adapted from J. D. Hawkins, M. W. Arthur and R. F. Catalano, &amp;quot; Preventing substance abuse &amp;quot; , Crime and Justice: A Review of Research, vol. 19, M. Tonry and D. Farrington, eds. (Chicago, University of …» ↔ «来源：摘自：Hawking,Arthur和Catalano,， &amp;quot; 预防药物滥用 &amp;quot; ，载于《犯罪和司法：调 查概述》，第19卷，编辑Tonry和Farrington（芝加哥：芝加哥大学出版社，1995年），表1，第371－379页。»</w:t>
       </w:r>
     </w:p>
     <w:p>

--- a/reports/docx/aligners.docx
+++ b/reports/docx/aligners.docx
@@ -15,7 +15,7 @@
         <w:pStyle w:val="ListBullet"/>
       </w:pPr>
       <w:r>
-        <w:t>Тексты: 8 (my_family, tatoeba, example, letter_xian, market, tea_history, child_language, un_corpus); предложений EN 2641, ZH 2665, RU 2803.</w:t>
+        <w:t>Тексты: 8 (my_family, tatoeba, example, letter_xian, market, tea_history, child_language, un_corpus); предложений EN 2637, ZH 2667, RU 2685.</w:t>
       </w:r>
     </w:p>
     <w:p>
@@ -406,7 +406,7 @@
               <w:rPr>
                 <w:sz w:val="22"/>
               </w:rPr>
-              <w:t>0,17</w:t>
+              <w:t>0,20</w:t>
             </w:r>
           </w:p>
         </w:tc>
@@ -732,7 +732,7 @@
               <w:rPr>
                 <w:sz w:val="22"/>
               </w:rPr>
-              <w:t>99,2 % (2620/2641)</w:t>
+              <w:t>99,0 % (2610/2637)</w:t>
             </w:r>
           </w:p>
         </w:tc>
@@ -750,7 +750,7 @@
               <w:rPr>
                 <w:sz w:val="22"/>
               </w:rPr>
-              <w:t>99,5 % (2627/2641)</w:t>
+              <w:t>99,2 % (2617/2637)</w:t>
             </w:r>
           </w:p>
         </w:tc>
@@ -778,7 +778,7 @@
         <w:pStyle w:val="Heading3"/>
       </w:pPr>
       <w:r>
-        <w:t>1. un_corpus, EN–RU, EN 1183, 1184, 1185, 1186</w:t>
+        <w:t>1. un_corpus, EN–RU, EN 1238, 1239, 1240, 1241</w:t>
       </w:r>
     </w:p>
     <w:p>
@@ -800,7 +800,7 @@
         <w:pStyle w:val="ListBullet2"/>
       </w:pPr>
       <w:r>
-        <w:t>EN 1183 ↔ RU ∅: «This would allow» ↔ «∅»</w:t>
+        <w:t>EN 1238 ↔ RU ∅: «He claims to be a victim of violations by Togo of articles 1, paragraphs 1 and 2; 2, paragraph 3» ↔ «∅»</w:t>
       </w:r>
     </w:p>
     <w:p>
@@ -808,7 +808,7 @@
         <w:pStyle w:val="ListBullet2"/>
       </w:pPr>
       <w:r>
-        <w:t>EN 1184 ↔ RU ∅: «(a) the exchange of database information in a structured way,» ↔ «∅»</w:t>
+        <w:t>EN 1239 ↔ RU ∅: «(a),» ↔ «∅»</w:t>
       </w:r>
     </w:p>
     <w:p>
@@ -816,7 +816,7 @@
         <w:pStyle w:val="ListBullet2"/>
       </w:pPr>
       <w:r>
-        <w:t>EN 1185–1186 ↔ RU 1292: «(b) independent use of hardware, software and communications media, and (c) easy downloading into the recipients own database and the automation of much of this process.» ↔ «Это должно было позволить a) осуществлять обмен структурированной информацией, содержащейся в базах данных, b) обеспечивать независимое использование аппаратных средств, программного обеспечения и средств связи и c) упр…»</w:t>
+        <w:t>EN 1240–1241 ↔ RU 1247: «(b) and (c); 7; 9, paragraphs 1, 2, 3 and 5; 10, paragraph 1; 12, paragraph 4; and 17, paragraphs 1 and 2, of the International Covenant on Civil and Political Rights.» ↔ «Он заявляет, что является жертвой нарушения Того пунктов 1 и 2 статьи 1; пунктов 3a, b и c статьи 2; статьи 7; пунктов 1, 2, 3 и 5 статьи 9; пункта 1 статьи 10; пункта 4 статьи 12; пунктов 1 и 2 статьи 17 Международного…»</w:t>
       </w:r>
     </w:p>
     <w:p>
@@ -838,7 +838,7 @@
         <w:pStyle w:val="ListBullet2"/>
       </w:pPr>
       <w:r>
-        <w:t>EN 1183–1186 ↔ RU 1292: «This would allow (a) the exchange of database information in a structured way, (b) independent use of hardware, software and communications media, and (c) easy downloading into the recipients own database and the automa…» ↔ «Это должно было позволить a) осуществлять обмен структурированной информацией, содержащейся в базах данных, b) обеспечивать независимое использование аппаратных средств, программного обеспечения и средств связи и c) упр…»</w:t>
+        <w:t>EN 1238–1241 ↔ RU 1247: «He claims to be a victim of violations by Togo of articles 1, paragraphs 1 and 2; 2, paragraph 3 (a), (b) and (c); 7; 9, paragraphs 1, 2, 3 and 5; 10, paragraph 1; 12, paragraph 4; and 17, paragraphs 1 and 2, of the Int…» ↔ «Он заявляет, что является жертвой нарушения Того пунктов 1 и 2 статьи 1; пунктов 3a, b и c статьи 2; статьи 7; пунктов 1, 2, 3 и 5 статьи 9; пункта 1 статьи 10; пункта 4 статьи 12; пунктов 1 и 2 статьи 17 Международного…»</w:t>
       </w:r>
     </w:p>
     <w:p>
@@ -846,7 +846,7 @@
         <w:pStyle w:val="Heading3"/>
       </w:pPr>
       <w:r>
-        <w:t>2. un_corpus, EN–ZH, EN 1183, 1184, 1185, 1186</w:t>
+        <w:t>2. un_corpus, EN–ZH, EN 1238, 1239, 1240, 1241</w:t>
       </w:r>
     </w:p>
     <w:p>
@@ -868,7 +868,7 @@
         <w:pStyle w:val="ListBullet2"/>
       </w:pPr>
       <w:r>
-        <w:t>EN 1183 ↔ ZH ∅: «This would allow» ↔ «∅»</w:t>
+        <w:t>EN 1238 ↔ ZH ∅: «He claims to be a victim of violations by Togo of articles 1, paragraphs 1 and 2; 2, paragraph 3» ↔ «∅»</w:t>
       </w:r>
     </w:p>
     <w:p>
@@ -876,7 +876,7 @@
         <w:pStyle w:val="ListBullet2"/>
       </w:pPr>
       <w:r>
-        <w:t>EN 1184 ↔ ZH ∅: «(a) the exchange of database information in a structured way,» ↔ «∅»</w:t>
+        <w:t>EN 1239 ↔ ZH ∅: «(a),» ↔ «∅»</w:t>
       </w:r>
     </w:p>
     <w:p>
@@ -884,7 +884,7 @@
         <w:pStyle w:val="ListBullet2"/>
       </w:pPr>
       <w:r>
-        <w:t>EN 1185–1186 ↔ ZH 1201: «(b) independent use of hardware, software and communications media, and (c) easy downloading into the recipients own database and the automation of much of this process.» ↔ «这样做就能够(a) 以结构化方式交换数据库信息，(b) 独立使用硬件、软件和通信媒体，(c) 很容易将信息下装到接受者自己的数据库中，并使这一过程大部分实现自动化。»</w:t>
+        <w:t>EN 1240–1241 ↔ ZH 1255: «(b) and (c); 7; 9, paragraphs 1, 2, 3 and 5; 10, paragraph 1; 12, paragraph 4; and 17, paragraphs 1 and 2, of the International Covenant on Civil and Political Rights.» ↔ «他称他是多哥侵犯《公民权利和政治权利国际盟约》第1条第1款和第2款、第2条第3款(a)项、(b)项和(c)项、第7条、第9条第1、第2、第3和第5款、第10条第1款、第12条第4款、第17条第1和第2款行为的受害者。»</w:t>
       </w:r>
     </w:p>
     <w:p>
@@ -906,7 +906,7 @@
         <w:pStyle w:val="ListBullet2"/>
       </w:pPr>
       <w:r>
-        <w:t>EN 1183–1186 ↔ ZH 1201: «This would allow (a) the exchange of database information in a structured way, (b) independent use of hardware, software and communications media, and (c) easy downloading into the recipients own database and the automa…» ↔ «这样做就能够(a) 以结构化方式交换数据库信息，(b) 独立使用硬件、软件和通信媒体，(c) 很容易将信息下装到接受者自己的数据库中，并使这一过程大部分实现自动化。»</w:t>
+        <w:t>EN 1238–1241 ↔ ZH 1255: «He claims to be a victim of violations by Togo of articles 1, paragraphs 1 and 2; 2, paragraph 3 (a), (b) and (c); 7; 9, paragraphs 1, 2, 3 and 5; 10, paragraph 1; 12, paragraph 4; and 17, paragraphs 1 and 2, of the Int…» ↔ «他称他是多哥侵犯《公民权利和政治权利国际盟约》第1条第1款和第2款、第2条第3款(a)项、(b)项和(c)项、第7条、第9条第1、第2、第3和第5款、第10条第1款、第12条第4款、第17条第1和第2款行为的受害者。»</w:t>
       </w:r>
     </w:p>
     <w:p>
@@ -1258,7 +1258,7 @@
         <w:pStyle w:val="Heading3"/>
       </w:pPr>
       <w:r>
-        <w:t>9. un_corpus, EN–RU, EN 1049, 1050, 1051</w:t>
+        <w:t>9. un_corpus, EN–RU, EN 129, 130, 131</w:t>
       </w:r>
     </w:p>
     <w:p>
@@ -1280,7 +1280,7 @@
         <w:pStyle w:val="ListBullet2"/>
       </w:pPr>
       <w:r>
-        <w:t>EN 1049–1050 ↔ RU 1133–1136: «Source: Adapted from J. D. Hawkins, M. W. Arthur and R. F. Catalano, &amp;quot; Preventing substance abuse &amp;quot; , Crime and Justice: A Review of Research, vol. 19, M. Tonry and D. Farrington, eds.» ↔ «Источник: На основе J.D. Hawkins, M.W. Arthur and R.F. Catalano, &amp;quot; Preventing substance abuse &amp;quot; , Crime and Justice: A Review of Research, vol. 19, M. Tonry and D. Farrington, eds.»</w:t>
+        <w:t>EN 129 ↔ RU ∅: «The research activities are largely concentrated in» ↔ «∅»</w:t>
       </w:r>
     </w:p>
     <w:p>
@@ -1288,7 +1288,7 @@
         <w:pStyle w:val="ListBullet2"/>
       </w:pPr>
       <w:r>
-        <w:t>EN 1051 ↔ RU 1137–1138: «(Chicago, University of Chicago Press, 1995), table 1, pp. 371-379.» ↔ «(Chicago, University of Chicago Press, 1995), table 1, pp. 371-379.»</w:t>
+        <w:t>EN 130–131 ↔ RU 132: «(a) the Institute for Space Flight Technology and Nuclear Reactor Technology of the Technical University of Braunschweig (IfRR/TUBS) and (b) the Research Establishment for Applied Science of Wachtberg-Werthhoven (FGAN).» ↔ «Научные исследования сосредоточены в основном в а) Технологическом институте космических полетов и ядерных реакторов Технического университета Брауншвейга (ИФРР/ТУБС) и b) Центре прикладных научных исследований Вахтберг…»</w:t>
       </w:r>
     </w:p>
     <w:p>
@@ -1310,7 +1310,7 @@
         <w:pStyle w:val="ListBullet2"/>
       </w:pPr>
       <w:r>
-        <w:t>EN 1049–1051 ↔ RU 1133–1138: «Source: Adapted from J. D. Hawkins, M. W. Arthur and R. F. Catalano, &amp;quot; Preventing substance abuse &amp;quot; , Crime and Justice: A Review of Research, vol. 19, M. Tonry and D. Farrington, eds. (Chicago, University of …» ↔ «Источник: На основе J.D. Hawkins, M.W. Arthur and R.F. Catalano, &amp;quot; Preventing substance abuse &amp;quot; , Crime and Justice: A Review of Research, vol. 19, M. Tonry and D. Farrington, eds. (Chicago, University of Chic…»</w:t>
+        <w:t>EN 129–131 ↔ RU 132: «The research activities are largely concentrated in (a) the Institute for Space Flight Technology and Nuclear Reactor Technology of the Technical University of Braunschweig (IfRR/TUBS) and (b) the Research Establishment…» ↔ «Научные исследования сосредоточены в основном в а) Технологическом институте космических полетов и ядерных реакторов Технического университета Брауншвейга (ИФРР/ТУБС) и b) Центре прикладных научных исследований Вахтберг…»</w:t>
       </w:r>
     </w:p>
     <w:p>
@@ -1318,7 +1318,7 @@
         <w:pStyle w:val="Heading3"/>
       </w:pPr>
       <w:r>
-        <w:t>10. un_corpus, EN–ZH, EN 1049, 1050, 1051</w:t>
+        <w:t>10. un_corpus, EN–ZH, EN 129, 130, 131</w:t>
       </w:r>
     </w:p>
     <w:p>
@@ -1340,7 +1340,7 @@
         <w:pStyle w:val="ListBullet2"/>
       </w:pPr>
       <w:r>
-        <w:t>EN 1049–1050 ↔ ZH 1069: «Source: Adapted from J. D. Hawkins, M. W. Arthur and R. F. Catalano, &amp;quot; Preventing substance abuse &amp;quot; , Crime and Justice: A Review of Research, vol. 19, M. Tonry and D. Farrington, eds.» ↔ «来源：摘自：Hawking,Arthur和Catalano,， &amp;quot; 预防药物滥用 &amp;quot; ，载于《犯罪和司法：调 查概述》，第19卷，编辑Tonry和Farrington（芝加哥：芝加哥大学出版社，1995年），表1，第371－379页。»</w:t>
+        <w:t>EN 129 ↔ ZH ∅: «The research activities are largely concentrated in» ↔ «∅»</w:t>
       </w:r>
     </w:p>
     <w:p>
@@ -1348,7 +1348,7 @@
         <w:pStyle w:val="ListBullet2"/>
       </w:pPr>
       <w:r>
-        <w:t>EN 1051 ↔ ZH ∅: «(Chicago, University of Chicago Press, 1995), table 1, pp. 371-379.» ↔ «∅»</w:t>
+        <w:t>EN 130–131 ↔ ZH 134: «(a) the Institute for Space Flight Technology and Nuclear Reactor Technology of the Technical University of Braunschweig (IfRR/TUBS) and (b) the Research Establishment for Applied Science of Wachtberg-Werthhoven (FGAN).» ↔ «这些研究活动主要都集中在(a)不伦瑞克技术大学的航天技术和核反应堆技术研究所和(b)Wachtberg-Werthhoven应用科学研究所。»</w:t>
       </w:r>
     </w:p>
     <w:p>
@@ -1370,7 +1370,7 @@
         <w:pStyle w:val="ListBullet2"/>
       </w:pPr>
       <w:r>
-        <w:t>EN 1049–1051 ↔ ZH 1069: «Source: Adapted from J. D. Hawkins, M. W. Arthur and R. F. Catalano, &amp;quot; Preventing substance abuse &amp;quot; , Crime and Justice: A Review of Research, vol. 19, M. Tonry and D. Farrington, eds. (Chicago, University of …» ↔ «来源：摘自：Hawking,Arthur和Catalano,， &amp;quot; 预防药物滥用 &amp;quot; ，载于《犯罪和司法：调 查概述》，第19卷，编辑Tonry和Farrington（芝加哥：芝加哥大学出版社，1995年），表1，第371－379页。»</w:t>
+        <w:t>EN 129–131 ↔ ZH 134: «The research activities are largely concentrated in (a) the Institute for Space Flight Technology and Nuclear Reactor Technology of the Technical University of Braunschweig (IfRR/TUBS) and (b) the Research Establishment…» ↔ «这些研究活动主要都集中在(a)不伦瑞克技术大学的航天技术和核反应堆技术研究所和(b)Wachtberg-Werthhoven应用科学研究所。»</w:t>
       </w:r>
     </w:p>
     <w:p>
